--- a/docs/CICD-Claude-Prompts.docx
+++ b/docs/CICD-Claude-Prompts.docx
@@ -7,7 +7,7 @@
         <w:pStyle w:val="Title"/>
       </w:pPr>
       <w:r>
-        <w:t>Prompts to give Claude</w:t>
+        <w:t>The Prompt</w:t>
       </w:r>
     </w:p>
     <w:p>
@@ -16,18 +16,7 @@
         <w:ind w:left="0"/>
       </w:pPr>
       <w:r>
-        <w:t xml:space="preserve">Copy a prompt below, replace the </w:t>
-      </w:r>
-      <w:r>
-        <w:rPr>
-          <w:rFonts w:ascii="Consolas" w:hAnsi="Consolas"/>
-          <w:color w:val="A3115E"/>
-          <w:sz w:val="19"/>
-        </w:rPr>
-        <w:t>&lt;&lt;...&gt;&gt;</w:t>
-      </w:r>
-      <w:r>
-        <w:t xml:space="preserve"> parts with your values, and paste it into Claude Code.</w:t>
+        <w:t>Copy the whole block below into Claude Code.</w:t>
       </w:r>
     </w:p>
     <w:p>
@@ -36,50 +25,13 @@
         <w:ind w:left="0"/>
       </w:pPr>
       <w:r>
-        <w:t>Everything Claude needs to know about our setup is already written into these prompts, so it does not have to work it out again and cannot guess wrong.</w:t>
-      </w:r>
-    </w:p>
-    <w:p>
-      <w:r>
-        <w:br w:type="page"/>
-      </w:r>
-    </w:p>
-    <w:p>
-      <w:pPr>
-        <w:pStyle w:val="Heading1"/>
-      </w:pPr>
-      <w:r>
-        <w:t>PROMPT 1 — Set up CI/CD for a new app</w:t>
-      </w:r>
-    </w:p>
-    <w:p>
-      <w:pPr>
-        <w:spacing w:after="120"/>
-        <w:ind w:left="0"/>
-      </w:pPr>
-      <w:r>
         <w:rPr>
           <w:b/>
         </w:rPr>
-        <w:t>Use this for:</w:t>
-      </w:r>
-      <w:r>
-        <w:t xml:space="preserve"> a brand new custom app that has no automatic deploy yet.</w:t>
-      </w:r>
-    </w:p>
-    <w:p>
-      <w:pPr>
-        <w:spacing w:after="120"/>
-        <w:ind w:left="0"/>
-      </w:pPr>
-      <w:r>
-        <w:rPr>
-          <w:b/>
-        </w:rPr>
-        <w:t>Edit these 5 lines before pasting:</w:t>
-      </w:r>
-      <w:r>
-        <w:t xml:space="preserve"> app name, repo, branch, site, stack.</w:t>
+        <w:t>Change only the two lines at the top</w:t>
+      </w:r>
+      <w:r>
+        <w:t xml:space="preserve"> — the repo and the branch. Claude works out everything else itself, including which benches the app is on.</w:t>
       </w:r>
     </w:p>
     <w:p>
@@ -94,7 +46,7 @@
           <w:rFonts w:ascii="Consolas" w:hAnsi="Consolas"/>
           <w:sz w:val="17"/>
         </w:rPr>
-        <w:t>Set up CI/CD for a Frappe custom app on our Dokploy bench, so that pushing to</w:t>
+        <w:t>Set up CI/CD for this Frappe custom app. Every push to the branch below must</w:t>
       </w:r>
       <w:r>
         <w:br/>
@@ -104,7 +56,7 @@
           <w:rFonts w:ascii="Consolas" w:hAnsi="Consolas"/>
           <w:sz w:val="17"/>
         </w:rPr>
-        <w:t>the branch deploys it automatically.</w:t>
+        <w:t>automatically deploy it to EVERY bench that has this app installed.</w:t>
       </w:r>
       <w:r>
         <w:br/>
@@ -123,7 +75,7 @@
           <w:rFonts w:ascii="Consolas" w:hAnsi="Consolas"/>
           <w:sz w:val="17"/>
         </w:rPr>
-        <w:t>MY APP</w:t>
+        <w:t>=== THE ONLY INPUT I AM GIVING YOU ===</w:t>
       </w:r>
       <w:r>
         <w:br/>
@@ -133,7 +85,6 @@
           <w:rFonts w:ascii="Consolas" w:hAnsi="Consolas"/>
           <w:sz w:val="17"/>
         </w:rPr>
-        <w:t>- App name (python package): &lt;&lt;my_new_app&gt;&gt;</w:t>
       </w:r>
       <w:r>
         <w:br/>
@@ -143,7 +94,7 @@
           <w:rFonts w:ascii="Consolas" w:hAnsi="Consolas"/>
           <w:sz w:val="17"/>
         </w:rPr>
-        <w:t>- GitHub repo:               &lt;&lt;360ITHUBPVTLTD/my_new_app&gt;&gt;</w:t>
+        <w:t>GitHub repo:  &lt;&lt;360ITHUBPVTLTD/my_app&gt;&gt;</w:t>
       </w:r>
       <w:r>
         <w:br/>
@@ -153,7 +104,7 @@
           <w:rFonts w:ascii="Consolas" w:hAnsi="Consolas"/>
           <w:sz w:val="17"/>
         </w:rPr>
-        <w:t>- Branch to deploy:          &lt;&lt;360ithub_master&gt;&gt;</w:t>
+        <w:t>Branch:       &lt;&lt;360ithub_master&gt;&gt;</w:t>
       </w:r>
       <w:r>
         <w:br/>
@@ -163,7 +114,6 @@
           <w:rFonts w:ascii="Consolas" w:hAnsi="Consolas"/>
           <w:sz w:val="17"/>
         </w:rPr>
-        <w:t>- Site:                      &lt;&lt;tncv2.360ithub.com&gt;&gt;</w:t>
       </w:r>
       <w:r>
         <w:br/>
@@ -173,7 +123,7 @@
           <w:rFonts w:ascii="Consolas" w:hAnsi="Consolas"/>
           <w:sz w:val="17"/>
         </w:rPr>
-        <w:t>- Dokploy stack (appName):   &lt;&lt;test-demo-erpnext-w6y5gf&gt;&gt;</w:t>
+        <w:t>Work out everything else yourself, then confirm it with me before changing</w:t>
       </w:r>
       <w:r>
         <w:br/>
@@ -183,7 +133,7 @@
           <w:rFonts w:ascii="Consolas" w:hAnsi="Consolas"/>
           <w:sz w:val="17"/>
         </w:rPr>
-        <w:t>- Dokploy server:            194.146.12.226</w:t>
+        <w:t>anything.</w:t>
       </w:r>
       <w:r>
         <w:br/>
@@ -202,7 +152,7 @@
           <w:rFonts w:ascii="Consolas" w:hAnsi="Consolas"/>
           <w:sz w:val="17"/>
         </w:rPr>
-        <w:t>WHAT ALREADY EXISTS - do not create these again</w:t>
+        <w:t>=== STEP 1: DISCOVER. Change nothing yet. ===</w:t>
       </w:r>
       <w:r>
         <w:br/>
@@ -212,7 +162,6 @@
           <w:rFonts w:ascii="Consolas" w:hAnsi="Consolas"/>
           <w:sz w:val="17"/>
         </w:rPr>
-        <w:t>- A `deploy` user on the server, in the docker group, key-only login.</w:t>
       </w:r>
       <w:r>
         <w:br/>
@@ -222,7 +171,7 @@
           <w:rFonts w:ascii="Consolas" w:hAnsi="Consolas"/>
           <w:sz w:val="17"/>
         </w:rPr>
-        <w:t>- /usr/local/bin/deploy-tnc-app.sh on the server. It is generic and takes</w:t>
+        <w:t>a) Read the repo. The app name is the directory that contains hooks.py.</w:t>
       </w:r>
       <w:r>
         <w:br/>
@@ -232,7 +181,6 @@
           <w:rFonts w:ascii="Consolas" w:hAnsi="Consolas"/>
           <w:sz w:val="17"/>
         </w:rPr>
-        <w:t xml:space="preserve">  &lt;app&gt; &lt;branch&gt; as arguments, so it already works for any app on this bench.</w:t>
       </w:r>
       <w:r>
         <w:br/>
@@ -242,7 +190,7 @@
           <w:rFonts w:ascii="Consolas" w:hAnsi="Consolas"/>
           <w:sz w:val="17"/>
         </w:rPr>
-        <w:t>- The SSH keypair: private key at ~/tncv2_deploy on my laptop, public key</w:t>
+        <w:t>b) Use the dokploy MCP to find EVERY bench that has this app installed:</w:t>
       </w:r>
       <w:r>
         <w:br/>
@@ -252,7 +200,7 @@
           <w:rFonts w:ascii="Consolas" w:hAnsi="Consolas"/>
           <w:sz w:val="17"/>
         </w:rPr>
-        <w:t xml:space="preserve">  already in /home/deploy/.ssh/authorized_keys on the server.</w:t>
+        <w:t xml:space="preserve">   - project-all to list all projects and their compose services</w:t>
       </w:r>
       <w:r>
         <w:br/>
@@ -262,7 +210,7 @@
           <w:rFonts w:ascii="Consolas" w:hAnsi="Consolas"/>
           <w:sz w:val="17"/>
         </w:rPr>
-        <w:t>- A working example to copy from: the tnc_v2_360ithub repo.</w:t>
+        <w:t xml:space="preserve">   - compose-getConvertedCompose on each one, then look inside the bootstrap</w:t>
       </w:r>
       <w:r>
         <w:br/>
@@ -272,6 +220,7 @@
           <w:rFonts w:ascii="Consolas" w:hAnsi="Consolas"/>
           <w:sz w:val="17"/>
         </w:rPr>
+        <w:t xml:space="preserve">     script's APPS=( ... ) list for this app name</w:t>
       </w:r>
       <w:r>
         <w:br/>
@@ -281,7 +230,7 @@
           <w:rFonts w:ascii="Consolas" w:hAnsi="Consolas"/>
           <w:sz w:val="17"/>
         </w:rPr>
-        <w:t>WHAT I WANT</w:t>
+        <w:t xml:space="preserve">   For each match, record: project name, composeId, stack appName, SITE_NAME,</w:t>
       </w:r>
       <w:r>
         <w:br/>
@@ -291,7 +240,7 @@
           <w:rFonts w:ascii="Consolas" w:hAnsi="Consolas"/>
           <w:sz w:val="17"/>
         </w:rPr>
-        <w:t>1. Check whether my app is already on the bench. If it is not, tell me the</w:t>
+        <w:t xml:space="preserve">   the domain, and serverId.</w:t>
       </w:r>
       <w:r>
         <w:br/>
@@ -301,7 +250,6 @@
           <w:rFonts w:ascii="Consolas" w:hAnsi="Consolas"/>
           <w:sz w:val="17"/>
         </w:rPr>
-        <w:t xml:space="preserve">   exact line to add to the APPS=( ) list in the Dokploy compose file, and</w:t>
       </w:r>
       <w:r>
         <w:br/>
@@ -311,7 +259,7 @@
           <w:rFonts w:ascii="Consolas" w:hAnsi="Consolas"/>
           <w:sz w:val="17"/>
         </w:rPr>
-        <w:t xml:space="preserve">   remind me I must then run `bench install-app` by hand.</w:t>
+        <w:t>c) docker-getContainersByAppNameMatch on each stack to confirm it is running.</w:t>
       </w:r>
       <w:r>
         <w:br/>
@@ -321,7 +269,6 @@
           <w:rFonts w:ascii="Consolas" w:hAnsi="Consolas"/>
           <w:sz w:val="17"/>
         </w:rPr>
-        <w:t>2. Give me the .github/workflows/deploy.yml for my app, ready to paste.</w:t>
       </w:r>
       <w:r>
         <w:br/>
@@ -331,7 +278,7 @@
           <w:rFonts w:ascii="Consolas" w:hAnsi="Consolas"/>
           <w:sz w:val="17"/>
         </w:rPr>
-        <w:t>3. Tell me exactly which GitHub secrets to add and where.</w:t>
+        <w:t>d) Print a table of every target you found:</w:t>
       </w:r>
       <w:r>
         <w:br/>
@@ -341,7 +288,7 @@
           <w:rFonts w:ascii="Consolas" w:hAnsi="Consolas"/>
           <w:sz w:val="17"/>
         </w:rPr>
-        <w:t>4. Give me the one command to smoke test it before I turn it on.</w:t>
+        <w:t xml:space="preserve">       project | stack | site | running?</w:t>
       </w:r>
       <w:r>
         <w:br/>
@@ -351,7 +298,7 @@
           <w:rFonts w:ascii="Consolas" w:hAnsi="Consolas"/>
           <w:sz w:val="17"/>
         </w:rPr>
-        <w:t>5. Tell me how to verify afterwards that the code really landed on the server.</w:t>
+        <w:t xml:space="preserve">   Then STOP and ask me to confirm before you change anything.</w:t>
       </w:r>
       <w:r>
         <w:br/>
@@ -370,7 +317,7 @@
           <w:rFonts w:ascii="Consolas" w:hAnsi="Consolas"/>
           <w:sz w:val="17"/>
         </w:rPr>
-        <w:t>THINGS YOU MUST KNOW ABOUT THIS SETUP</w:t>
+        <w:t>If the app is on NO bench yet, tell me the exact line to add to the APPS=( )</w:t>
       </w:r>
       <w:r>
         <w:br/>
@@ -380,7 +327,7 @@
           <w:rFonts w:ascii="Consolas" w:hAnsi="Consolas"/>
           <w:sz w:val="17"/>
         </w:rPr>
-        <w:t>- There are three machines: my laptop, the Dokploy server (194.146.12.226), and</w:t>
+        <w:t>list in the compose file, and remind me that after clicking Deploy in Dokploy I</w:t>
       </w:r>
       <w:r>
         <w:br/>
@@ -390,7 +337,7 @@
           <w:rFonts w:ascii="Consolas" w:hAnsi="Consolas"/>
           <w:sz w:val="17"/>
         </w:rPr>
-        <w:t xml:space="preserve">  the container inside it. Label every command with which one to run it on. I</w:t>
+        <w:t>must still run `bench --site &lt;site&gt; install-app &lt;app&gt;` BY HAND. The bootstrap</w:t>
       </w:r>
       <w:r>
         <w:br/>
@@ -400,7 +347,7 @@
           <w:rFonts w:ascii="Consolas" w:hAnsi="Consolas"/>
           <w:sz w:val="17"/>
         </w:rPr>
-        <w:t xml:space="preserve">  get this wrong otherwise.</w:t>
+        <w:t>downloads the app but does not install it, because the install loop sits behind</w:t>
       </w:r>
       <w:r>
         <w:br/>
@@ -410,7 +357,7 @@
           <w:rFonts w:ascii="Consolas" w:hAnsi="Consolas"/>
           <w:sz w:val="17"/>
         </w:rPr>
-        <w:t>- The bench bootstrap FETCHES a newly added app but does NOT install it on the</w:t>
+        <w:t>`if [ ! -f "$SENTINEL" ]` and that sentinel already exists on a working bench.</w:t>
       </w:r>
       <w:r>
         <w:br/>
@@ -420,7 +367,7 @@
           <w:rFonts w:ascii="Consolas" w:hAnsi="Consolas"/>
           <w:sz w:val="17"/>
         </w:rPr>
-        <w:t xml:space="preserve">  site, because the install loop is behind `if [ ! -f "$SENTINEL" ]` and the</w:t>
+        <w:t>It fails silently.</w:t>
       </w:r>
       <w:r>
         <w:br/>
@@ -430,7 +377,554 @@
           <w:rFonts w:ascii="Consolas" w:hAnsi="Consolas"/>
           <w:sz w:val="17"/>
         </w:rPr>
-        <w:t xml:space="preserve">  sentinel already exists. It fails silently. Always remind me about this.</w:t>
+      </w:r>
+      <w:r>
+        <w:br/>
+      </w:r>
+      <w:r>
+        <w:rPr>
+          <w:rFonts w:ascii="Consolas" w:hAnsi="Consolas"/>
+          <w:sz w:val="17"/>
+        </w:rPr>
+        <w:t>=== STEP 2: WHAT ALREADY EXISTS. Do not rebuild these. ===</w:t>
+      </w:r>
+      <w:r>
+        <w:br/>
+      </w:r>
+      <w:r>
+        <w:rPr>
+          <w:rFonts w:ascii="Consolas" w:hAnsi="Consolas"/>
+          <w:sz w:val="17"/>
+        </w:rPr>
+      </w:r>
+      <w:r>
+        <w:br/>
+      </w:r>
+      <w:r>
+        <w:rPr>
+          <w:rFonts w:ascii="Consolas" w:hAnsi="Consolas"/>
+          <w:sz w:val="17"/>
+        </w:rPr>
+        <w:t>- Dokploy server 194.146.12.226, with a `deploy` user in the docker group,</w:t>
+      </w:r>
+      <w:r>
+        <w:br/>
+      </w:r>
+      <w:r>
+        <w:rPr>
+          <w:rFonts w:ascii="Consolas" w:hAnsi="Consolas"/>
+          <w:sz w:val="17"/>
+        </w:rPr>
+        <w:t xml:space="preserve">  key-only login.</w:t>
+      </w:r>
+      <w:r>
+        <w:br/>
+      </w:r>
+      <w:r>
+        <w:rPr>
+          <w:rFonts w:ascii="Consolas" w:hAnsi="Consolas"/>
+          <w:sz w:val="17"/>
+        </w:rPr>
+        <w:t>- /usr/local/bin/deploy-tnc-app.sh on that server. It already pulls, migrates,</w:t>
+      </w:r>
+      <w:r>
+        <w:br/>
+      </w:r>
+      <w:r>
+        <w:rPr>
+          <w:rFonts w:ascii="Consolas" w:hAnsi="Consolas"/>
+          <w:sz w:val="17"/>
+        </w:rPr>
+        <w:t xml:space="preserve">  restarts web/worker/scheduler, and health-checks the site.</w:t>
+      </w:r>
+      <w:r>
+        <w:br/>
+      </w:r>
+      <w:r>
+        <w:rPr>
+          <w:rFonts w:ascii="Consolas" w:hAnsi="Consolas"/>
+          <w:sz w:val="17"/>
+        </w:rPr>
+        <w:t>- SSH keypair: private key at ~/tncv2_deploy on my laptop, public key already in</w:t>
+      </w:r>
+      <w:r>
+        <w:br/>
+      </w:r>
+      <w:r>
+        <w:rPr>
+          <w:rFonts w:ascii="Consolas" w:hAnsi="Consolas"/>
+          <w:sz w:val="17"/>
+        </w:rPr>
+        <w:t xml:space="preserve">  /home/deploy/.ssh/authorized_keys on the server.</w:t>
+      </w:r>
+      <w:r>
+        <w:br/>
+      </w:r>
+      <w:r>
+        <w:rPr>
+          <w:rFonts w:ascii="Consolas" w:hAnsi="Consolas"/>
+          <w:sz w:val="17"/>
+        </w:rPr>
+        <w:t>- A working reference to copy from: the tnc_v2_360ithub repo - see</w:t>
+      </w:r>
+      <w:r>
+        <w:br/>
+      </w:r>
+      <w:r>
+        <w:rPr>
+          <w:rFonts w:ascii="Consolas" w:hAnsi="Consolas"/>
+          <w:sz w:val="17"/>
+        </w:rPr>
+        <w:t xml:space="preserve">  .github/workflows/deploy.yml, deploy/deploy-tnc-app.sh and docs/.</w:t>
+      </w:r>
+      <w:r>
+        <w:br/>
+      </w:r>
+      <w:r>
+        <w:rPr>
+          <w:rFonts w:ascii="Consolas" w:hAnsi="Consolas"/>
+          <w:sz w:val="17"/>
+        </w:rPr>
+      </w:r>
+      <w:r>
+        <w:br/>
+      </w:r>
+      <w:r>
+        <w:rPr>
+          <w:rFonts w:ascii="Consolas" w:hAnsi="Consolas"/>
+          <w:sz w:val="17"/>
+        </w:rPr>
+        <w:t>=== STEP 3: MULTIPLE BENCHES IS THE POINT ===</w:t>
+      </w:r>
+      <w:r>
+        <w:br/>
+      </w:r>
+      <w:r>
+        <w:rPr>
+          <w:rFonts w:ascii="Consolas" w:hAnsi="Consolas"/>
+          <w:sz w:val="17"/>
+        </w:rPr>
+      </w:r>
+      <w:r>
+        <w:br/>
+      </w:r>
+      <w:r>
+        <w:rPr>
+          <w:rFonts w:ascii="Consolas" w:hAnsi="Consolas"/>
+          <w:sz w:val="17"/>
+        </w:rPr>
+        <w:t>The same app is often installed on several Dokploy projects. The deploy must</w:t>
+      </w:r>
+      <w:r>
+        <w:br/>
+      </w:r>
+      <w:r>
+        <w:rPr>
+          <w:rFonts w:ascii="Consolas" w:hAnsi="Consolas"/>
+          <w:sz w:val="17"/>
+        </w:rPr>
+        <w:t>handle N targets, not one.</w:t>
+      </w:r>
+      <w:r>
+        <w:br/>
+      </w:r>
+      <w:r>
+        <w:rPr>
+          <w:rFonts w:ascii="Consolas" w:hAnsi="Consolas"/>
+          <w:sz w:val="17"/>
+        </w:rPr>
+      </w:r>
+      <w:r>
+        <w:br/>
+      </w:r>
+      <w:r>
+        <w:rPr>
+          <w:rFonts w:ascii="Consolas" w:hAnsi="Consolas"/>
+          <w:sz w:val="17"/>
+        </w:rPr>
+        <w:t>- deploy-tnc-app.sh ALREADY takes the target as arguments:</w:t>
+      </w:r>
+      <w:r>
+        <w:br/>
+      </w:r>
+      <w:r>
+        <w:rPr>
+          <w:rFonts w:ascii="Consolas" w:hAnsi="Consolas"/>
+          <w:sz w:val="17"/>
+        </w:rPr>
+        <w:t xml:space="preserve">      deploy-tnc-app.sh &lt;app&gt; &lt;branch&gt; &lt;stack&gt; &lt;site&gt;</w:t>
+      </w:r>
+      <w:r>
+        <w:br/>
+      </w:r>
+      <w:r>
+        <w:rPr>
+          <w:rFonts w:ascii="Consolas" w:hAnsi="Consolas"/>
+          <w:sz w:val="17"/>
+        </w:rPr>
+        <w:t xml:space="preserve">  Stack and site default to the tncv2 bench when omitted. Do not change the</w:t>
+      </w:r>
+      <w:r>
+        <w:br/>
+      </w:r>
+      <w:r>
+        <w:rPr>
+          <w:rFonts w:ascii="Consolas" w:hAnsi="Consolas"/>
+          <w:sz w:val="17"/>
+        </w:rPr>
+        <w:t xml:space="preserve">  script. If the copy on the server is older than this, tell me to run:</w:t>
+      </w:r>
+      <w:r>
+        <w:br/>
+      </w:r>
+      <w:r>
+        <w:rPr>
+          <w:rFonts w:ascii="Consolas" w:hAnsi="Consolas"/>
+          <w:sz w:val="17"/>
+        </w:rPr>
+        <w:t xml:space="preserve">      scp ~/tncv2-cicd/deploy-tnc-app.sh root@194.146.12.226:/usr/local/bin/deploy-tnc-app.sh</w:t>
+      </w:r>
+      <w:r>
+        <w:br/>
+      </w:r>
+      <w:r>
+        <w:rPr>
+          <w:rFonts w:ascii="Consolas" w:hAnsi="Consolas"/>
+          <w:sz w:val="17"/>
+        </w:rPr>
+      </w:r>
+      <w:r>
+        <w:br/>
+      </w:r>
+      <w:r>
+        <w:rPr>
+          <w:rFonts w:ascii="Consolas" w:hAnsi="Consolas"/>
+          <w:sz w:val="17"/>
+        </w:rPr>
+        <w:t>- The workflow must deploy to every target with a matrix:</w:t>
+      </w:r>
+      <w:r>
+        <w:br/>
+      </w:r>
+      <w:r>
+        <w:rPr>
+          <w:rFonts w:ascii="Consolas" w:hAnsi="Consolas"/>
+          <w:sz w:val="17"/>
+        </w:rPr>
+        <w:t xml:space="preserve">      strategy:</w:t>
+      </w:r>
+      <w:r>
+        <w:br/>
+      </w:r>
+      <w:r>
+        <w:rPr>
+          <w:rFonts w:ascii="Consolas" w:hAnsi="Consolas"/>
+          <w:sz w:val="17"/>
+        </w:rPr>
+        <w:t xml:space="preserve">        fail-fast: false</w:t>
+      </w:r>
+      <w:r>
+        <w:br/>
+      </w:r>
+      <w:r>
+        <w:rPr>
+          <w:rFonts w:ascii="Consolas" w:hAnsi="Consolas"/>
+          <w:sz w:val="17"/>
+        </w:rPr>
+        <w:t xml:space="preserve">        matrix:</w:t>
+      </w:r>
+      <w:r>
+        <w:br/>
+      </w:r>
+      <w:r>
+        <w:rPr>
+          <w:rFonts w:ascii="Consolas" w:hAnsi="Consolas"/>
+          <w:sz w:val="17"/>
+        </w:rPr>
+        <w:t xml:space="preserve">          include:</w:t>
+      </w:r>
+      <w:r>
+        <w:br/>
+      </w:r>
+      <w:r>
+        <w:rPr>
+          <w:rFonts w:ascii="Consolas" w:hAnsi="Consolas"/>
+          <w:sz w:val="17"/>
+        </w:rPr>
+        <w:t xml:space="preserve">            - stack: &lt;stack-1&gt;</w:t>
+      </w:r>
+      <w:r>
+        <w:br/>
+      </w:r>
+      <w:r>
+        <w:rPr>
+          <w:rFonts w:ascii="Consolas" w:hAnsi="Consolas"/>
+          <w:sz w:val="17"/>
+        </w:rPr>
+        <w:t xml:space="preserve">              site:  &lt;site-1&gt;</w:t>
+      </w:r>
+      <w:r>
+        <w:br/>
+      </w:r>
+      <w:r>
+        <w:rPr>
+          <w:rFonts w:ascii="Consolas" w:hAnsi="Consolas"/>
+          <w:sz w:val="17"/>
+        </w:rPr>
+        <w:t xml:space="preserve">            - stack: &lt;stack-2&gt;</w:t>
+      </w:r>
+      <w:r>
+        <w:br/>
+      </w:r>
+      <w:r>
+        <w:rPr>
+          <w:rFonts w:ascii="Consolas" w:hAnsi="Consolas"/>
+          <w:sz w:val="17"/>
+        </w:rPr>
+        <w:t xml:space="preserve">              site:  &lt;site-2&gt;</w:t>
+      </w:r>
+      <w:r>
+        <w:br/>
+      </w:r>
+      <w:r>
+        <w:rPr>
+          <w:rFonts w:ascii="Consolas" w:hAnsi="Consolas"/>
+          <w:sz w:val="17"/>
+        </w:rPr>
+      </w:r>
+      <w:r>
+        <w:br/>
+      </w:r>
+      <w:r>
+        <w:rPr>
+          <w:rFonts w:ascii="Consolas" w:hAnsi="Consolas"/>
+          <w:sz w:val="17"/>
+        </w:rPr>
+        <w:t xml:space="preserve">  fail-fast: false matters. If one client's bench is down I still want the</w:t>
+      </w:r>
+      <w:r>
+        <w:br/>
+      </w:r>
+      <w:r>
+        <w:rPr>
+          <w:rFonts w:ascii="Consolas" w:hAnsi="Consolas"/>
+          <w:sz w:val="17"/>
+        </w:rPr>
+        <w:t xml:space="preserve">  others deployed.</w:t>
+      </w:r>
+      <w:r>
+        <w:br/>
+      </w:r>
+      <w:r>
+        <w:rPr>
+          <w:rFonts w:ascii="Consolas" w:hAnsi="Consolas"/>
+          <w:sz w:val="17"/>
+        </w:rPr>
+      </w:r>
+      <w:r>
+        <w:br/>
+      </w:r>
+      <w:r>
+        <w:rPr>
+          <w:rFonts w:ascii="Consolas" w:hAnsi="Consolas"/>
+          <w:sz w:val="17"/>
+        </w:rPr>
+        <w:t>- Keep `concurrency` grouped per app so two pushes never overlap.</w:t>
+      </w:r>
+      <w:r>
+        <w:br/>
+      </w:r>
+      <w:r>
+        <w:rPr>
+          <w:rFonts w:ascii="Consolas" w:hAnsi="Consolas"/>
+          <w:sz w:val="17"/>
+        </w:rPr>
+      </w:r>
+      <w:r>
+        <w:br/>
+      </w:r>
+      <w:r>
+        <w:rPr>
+          <w:rFonts w:ascii="Consolas" w:hAnsi="Consolas"/>
+          <w:sz w:val="17"/>
+        </w:rPr>
+        <w:t>- All targets on the same server share the same DEPLOY_HOST / DEPLOY_USER /</w:t>
+      </w:r>
+      <w:r>
+        <w:br/>
+      </w:r>
+      <w:r>
+        <w:rPr>
+          <w:rFonts w:ascii="Consolas" w:hAnsi="Consolas"/>
+          <w:sz w:val="17"/>
+        </w:rPr>
+        <w:t xml:space="preserve">  DEPLOY_SSH_KEY secrets. Only stack and site differ. If you find a target with a</w:t>
+      </w:r>
+      <w:r>
+        <w:br/>
+      </w:r>
+      <w:r>
+        <w:rPr>
+          <w:rFonts w:ascii="Consolas" w:hAnsi="Consolas"/>
+          <w:sz w:val="17"/>
+        </w:rPr>
+        <w:t xml:space="preserve">  different serverId, tell me - that one needs its own host secret and its own</w:t>
+      </w:r>
+      <w:r>
+        <w:br/>
+      </w:r>
+      <w:r>
+        <w:rPr>
+          <w:rFonts w:ascii="Consolas" w:hAnsi="Consolas"/>
+          <w:sz w:val="17"/>
+        </w:rPr>
+        <w:t xml:space="preserve">  key installed.</w:t>
+      </w:r>
+      <w:r>
+        <w:br/>
+      </w:r>
+      <w:r>
+        <w:rPr>
+          <w:rFonts w:ascii="Consolas" w:hAnsi="Consolas"/>
+          <w:sz w:val="17"/>
+        </w:rPr>
+      </w:r>
+      <w:r>
+        <w:br/>
+      </w:r>
+      <w:r>
+        <w:rPr>
+          <w:rFonts w:ascii="Consolas" w:hAnsi="Consolas"/>
+          <w:sz w:val="17"/>
+        </w:rPr>
+        <w:t>=== STEP 4: WHAT TO GIVE ME ===</w:t>
+      </w:r>
+      <w:r>
+        <w:br/>
+      </w:r>
+      <w:r>
+        <w:rPr>
+          <w:rFonts w:ascii="Consolas" w:hAnsi="Consolas"/>
+          <w:sz w:val="17"/>
+        </w:rPr>
+      </w:r>
+      <w:r>
+        <w:br/>
+      </w:r>
+      <w:r>
+        <w:rPr>
+          <w:rFonts w:ascii="Consolas" w:hAnsi="Consolas"/>
+          <w:sz w:val="17"/>
+        </w:rPr>
+        <w:t>1. The .github/workflows/deploy.yml with the matrix filled in from what you</w:t>
+      </w:r>
+      <w:r>
+        <w:br/>
+      </w:r>
+      <w:r>
+        <w:rPr>
+          <w:rFonts w:ascii="Consolas" w:hAnsi="Consolas"/>
+          <w:sz w:val="17"/>
+        </w:rPr>
+        <w:t xml:space="preserve">   found in Step 1. Start from docs/deploy.yml.template in the tnc_v2_360ithub</w:t>
+      </w:r>
+      <w:r>
+        <w:br/>
+      </w:r>
+      <w:r>
+        <w:rPr>
+          <w:rFonts w:ascii="Consolas" w:hAnsi="Consolas"/>
+          <w:sz w:val="17"/>
+        </w:rPr>
+        <w:t xml:space="preserve">   repo - it already has the matrix shape.</w:t>
+      </w:r>
+      <w:r>
+        <w:br/>
+      </w:r>
+      <w:r>
+        <w:rPr>
+          <w:rFonts w:ascii="Consolas" w:hAnsi="Consolas"/>
+          <w:sz w:val="17"/>
+        </w:rPr>
+        <w:t>2. Exactly which GitHub secrets to add, and where.</w:t>
+      </w:r>
+      <w:r>
+        <w:br/>
+      </w:r>
+      <w:r>
+        <w:rPr>
+          <w:rFonts w:ascii="Consolas" w:hAnsi="Consolas"/>
+          <w:sz w:val="17"/>
+        </w:rPr>
+        <w:t>3. One command to smoke test a SINGLE target before I turn anything on.</w:t>
+      </w:r>
+      <w:r>
+        <w:br/>
+      </w:r>
+      <w:r>
+        <w:rPr>
+          <w:rFonts w:ascii="Consolas" w:hAnsi="Consolas"/>
+          <w:sz w:val="17"/>
+        </w:rPr>
+        <w:t>4. How to verify afterwards that the code landed on EVERY target.</w:t>
+      </w:r>
+      <w:r>
+        <w:br/>
+      </w:r>
+      <w:r>
+        <w:rPr>
+          <w:rFonts w:ascii="Consolas" w:hAnsi="Consolas"/>
+          <w:sz w:val="17"/>
+        </w:rPr>
+      </w:r>
+      <w:r>
+        <w:br/>
+      </w:r>
+      <w:r>
+        <w:rPr>
+          <w:rFonts w:ascii="Consolas" w:hAnsi="Consolas"/>
+          <w:sz w:val="17"/>
+        </w:rPr>
+        <w:t>=== THINGS YOU MUST KNOW ABOUT THIS SETUP ===</w:t>
+      </w:r>
+      <w:r>
+        <w:br/>
+      </w:r>
+      <w:r>
+        <w:rPr>
+          <w:rFonts w:ascii="Consolas" w:hAnsi="Consolas"/>
+          <w:sz w:val="17"/>
+        </w:rPr>
+      </w:r>
+      <w:r>
+        <w:br/>
+      </w:r>
+      <w:r>
+        <w:rPr>
+          <w:rFonts w:ascii="Consolas" w:hAnsi="Consolas"/>
+          <w:sz w:val="17"/>
+        </w:rPr>
+        <w:t>- Three machines are involved: my laptop, the Dokploy server (194.146.12.226),</w:t>
+      </w:r>
+      <w:r>
+        <w:br/>
+      </w:r>
+      <w:r>
+        <w:rPr>
+          <w:rFonts w:ascii="Consolas" w:hAnsi="Consolas"/>
+          <w:sz w:val="17"/>
+        </w:rPr>
+        <w:t xml:space="preserve">  and the container inside it. Label every single command with which one to run</w:t>
+      </w:r>
+      <w:r>
+        <w:br/>
+      </w:r>
+      <w:r>
+        <w:rPr>
+          <w:rFonts w:ascii="Consolas" w:hAnsi="Consolas"/>
+          <w:sz w:val="17"/>
+        </w:rPr>
+        <w:t xml:space="preserve">  it on. I get this wrong otherwise.</w:t>
       </w:r>
       <w:r>
         <w:br/>
@@ -460,7 +954,7 @@
           <w:rFonts w:ascii="Consolas" w:hAnsi="Consolas"/>
           <w:sz w:val="17"/>
         </w:rPr>
-        <w:t xml:space="preserve">  They only redeploy the compose stack. App code lives on the bench-data volume.</w:t>
+        <w:t xml:space="preserve">  They only redeploy the compose stack, and the bootstrap skips any app whose</w:t>
       </w:r>
       <w:r>
         <w:br/>
@@ -470,7 +964,27 @@
           <w:rFonts w:ascii="Consolas" w:hAnsi="Consolas"/>
           <w:sz w:val="17"/>
         </w:rPr>
-        <w:t>- The lint step must only use ruff rules E9,F821,F632,F702. The full ruff config</w:t>
+        <w:t xml:space="preserve">  folder already exists. App code lives on the bench-data volume, below what</w:t>
+      </w:r>
+      <w:r>
+        <w:br/>
+      </w:r>
+      <w:r>
+        <w:rPr>
+          <w:rFonts w:ascii="Consolas" w:hAnsi="Consolas"/>
+          <w:sz w:val="17"/>
+        </w:rPr>
+        <w:t xml:space="preserve">  Dokploy manages.</w:t>
+      </w:r>
+      <w:r>
+        <w:br/>
+      </w:r>
+      <w:r>
+        <w:rPr>
+          <w:rFonts w:ascii="Consolas" w:hAnsi="Consolas"/>
+          <w:sz w:val="17"/>
+        </w:rPr>
+        <w:t>- The lint gate must use only ruff rules E9,F821,F632,F702. The full ruff config</w:t>
       </w:r>
       <w:r>
         <w:br/>
@@ -510,6 +1024,7 @@
           <w:rFonts w:ascii="Consolas" w:hAnsi="Consolas"/>
           <w:sz w:val="17"/>
         </w:rPr>
+        <w:t>- A green tick only means the script exited 0. Verify with container restart</w:t>
       </w:r>
       <w:r>
         <w:br/>
@@ -519,7 +1034,7 @@
           <w:rFonts w:ascii="Consolas" w:hAnsi="Consolas"/>
           <w:sz w:val="17"/>
         </w:rPr>
-        <w:t>HOW TO WORK WITH ME</w:t>
+        <w:t xml:space="preserve">  times and the commit SHA on the server.</w:t>
       </w:r>
       <w:r>
         <w:br/>
@@ -529,7 +1044,7 @@
           <w:rFonts w:ascii="Consolas" w:hAnsi="Consolas"/>
           <w:sz w:val="17"/>
         </w:rPr>
-        <w:t>- Give me short numbered steps, not long explanations.</w:t>
+        <w:t>- If this app ships custom/*.json files: removing a Customize Form field does</w:t>
       </w:r>
       <w:r>
         <w:br/>
@@ -539,7 +1054,105 @@
           <w:rFonts w:ascii="Consolas" w:hAnsi="Consolas"/>
           <w:sz w:val="17"/>
         </w:rPr>
-        <w:t>- One command per step, and say which machine to run it on.</w:t>
+        <w:t xml:space="preserve">  NOT work through the JSON alone, because bench migrate never deletes custom</w:t>
+      </w:r>
+      <w:r>
+        <w:br/>
+      </w:r>
+      <w:r>
+        <w:rPr>
+          <w:rFonts w:ascii="Consolas" w:hAnsi="Consolas"/>
+          <w:sz w:val="17"/>
+        </w:rPr>
+        <w:t xml:space="preserve">  fields. Add the reconcile_custom_fields after_migrate hook as well, copying</w:t>
+      </w:r>
+      <w:r>
+        <w:br/>
+      </w:r>
+      <w:r>
+        <w:rPr>
+          <w:rFonts w:ascii="Consolas" w:hAnsi="Consolas"/>
+          <w:sz w:val="17"/>
+        </w:rPr>
+        <w:t xml:space="preserve">  tnc_v2_360ithub/customizations.py. Tell me it reports before it deletes and</w:t>
+      </w:r>
+      <w:r>
+        <w:br/>
+      </w:r>
+      <w:r>
+        <w:rPr>
+          <w:rFonts w:ascii="Consolas" w:hAnsi="Consolas"/>
+          <w:sz w:val="17"/>
+        </w:rPr>
+        <w:t xml:space="preserve">  that I must arm it per site.</w:t>
+      </w:r>
+      <w:r>
+        <w:br/>
+      </w:r>
+      <w:r>
+        <w:rPr>
+          <w:rFonts w:ascii="Consolas" w:hAnsi="Consolas"/>
+          <w:sz w:val="17"/>
+        </w:rPr>
+        <w:t>- This bench has NO database backup and bench migrate cannot be undone. Mention</w:t>
+      </w:r>
+      <w:r>
+        <w:br/>
+      </w:r>
+      <w:r>
+        <w:rPr>
+          <w:rFonts w:ascii="Consolas" w:hAnsi="Consolas"/>
+          <w:sz w:val="17"/>
+        </w:rPr>
+        <w:t xml:space="preserve">  this once if you are setting up a new bench.</w:t>
+      </w:r>
+      <w:r>
+        <w:br/>
+      </w:r>
+      <w:r>
+        <w:rPr>
+          <w:rFonts w:ascii="Consolas" w:hAnsi="Consolas"/>
+          <w:sz w:val="17"/>
+        </w:rPr>
+      </w:r>
+      <w:r>
+        <w:br/>
+      </w:r>
+      <w:r>
+        <w:rPr>
+          <w:rFonts w:ascii="Consolas" w:hAnsi="Consolas"/>
+          <w:sz w:val="17"/>
+        </w:rPr>
+        <w:t>=== HOW TO WORK WITH ME ===</w:t>
+      </w:r>
+      <w:r>
+        <w:br/>
+      </w:r>
+      <w:r>
+        <w:rPr>
+          <w:rFonts w:ascii="Consolas" w:hAnsi="Consolas"/>
+          <w:sz w:val="17"/>
+        </w:rPr>
+      </w:r>
+      <w:r>
+        <w:br/>
+      </w:r>
+      <w:r>
+        <w:rPr>
+          <w:rFonts w:ascii="Consolas" w:hAnsi="Consolas"/>
+          <w:sz w:val="17"/>
+        </w:rPr>
+        <w:t>- Show me the discovered target list and wait for my OK before changing anything.</w:t>
+      </w:r>
+      <w:r>
+        <w:br/>
+      </w:r>
+      <w:r>
+        <w:rPr>
+          <w:rFonts w:ascii="Consolas" w:hAnsi="Consolas"/>
+          <w:sz w:val="17"/>
+        </w:rPr>
+        <w:t>- Short numbered steps. One command per step. Always say which machine.</w:t>
       </w:r>
       <w:r>
         <w:br/>
@@ -559,20 +1172,15 @@
           <w:rFonts w:ascii="Consolas" w:hAnsi="Consolas"/>
           <w:sz w:val="17"/>
         </w:rPr>
-        <w:t>- Wait for me to confirm a step before moving to the next one.</w:t>
-      </w:r>
-    </w:p>
-    <w:p>
-      <w:r>
-        <w:br w:type="page"/>
+        <w:t>- Do not push to my default branch. Open a pull request.</w:t>
       </w:r>
     </w:p>
     <w:p>
       <w:pPr>
-        <w:pStyle w:val="Heading1"/>
+        <w:pStyle w:val="Heading2"/>
       </w:pPr>
       <w:r>
-        <w:t>PROMPT 2 — Removing a Customize Form field does not work</w:t>
+        <w:t>After it is set up</w:t>
       </w:r>
     </w:p>
     <w:p>
@@ -581,13 +1189,19 @@
         <w:ind w:left="0"/>
       </w:pPr>
       <w:r>
+        <w:t>Short follow-ups you can paste any time. Same rules apply — Claude already has the context from the prompt above if you are in the same session.</w:t>
+      </w:r>
+    </w:p>
+    <w:p>
+      <w:pPr>
+        <w:spacing w:after="120"/>
+        <w:ind w:left="0"/>
+      </w:pPr>
+      <w:r>
         <w:rPr>
           <w:b/>
         </w:rPr>
-        <w:t>Use this for:</w:t>
-      </w:r>
-      <w:r>
-        <w:t xml:space="preserve"> you removed a field, exported, merged, and it is still on the site.</w:t>
+        <w:t>A deploy failed:</w:t>
       </w:r>
     </w:p>
     <w:p>
@@ -602,7 +1216,7 @@
           <w:rFonts w:ascii="Consolas" w:hAnsi="Consolas"/>
           <w:sz w:val="17"/>
         </w:rPr>
-        <w:t>I removed a custom field from my Frappe app using Customize Form, exported the</w:t>
+        <w:t>The deploy for &lt;&lt;my_app&gt;&gt; failed. Here is the log:</w:t>
       </w:r>
       <w:r>
         <w:br/>
@@ -612,7 +1226,6 @@
           <w:rFonts w:ascii="Consolas" w:hAnsi="Consolas"/>
           <w:sz w:val="17"/>
         </w:rPr>
-        <w:t>customizations, committed and merged. The deploy went green but the field is</w:t>
       </w:r>
       <w:r>
         <w:br/>
@@ -622,7 +1235,7 @@
           <w:rFonts w:ascii="Consolas" w:hAnsi="Consolas"/>
           <w:sz w:val="17"/>
         </w:rPr>
-        <w:t>still on the server.</w:t>
+        <w:t>&lt;&lt;paste&gt;&gt;</w:t>
       </w:r>
       <w:r>
         <w:br/>
@@ -641,7 +1254,7 @@
           <w:rFonts w:ascii="Consolas" w:hAnsi="Consolas"/>
           <w:sz w:val="17"/>
         </w:rPr>
-        <w:t>MY APP</w:t>
+        <w:t>Check the real state on the server before answering - the log is often</w:t>
       </w:r>
       <w:r>
         <w:br/>
@@ -651,166 +1264,7 @@
           <w:rFonts w:ascii="Consolas" w:hAnsi="Consolas"/>
           <w:sz w:val="17"/>
         </w:rPr>
-        <w:t>- App name: &lt;&lt;my_new_app&gt;&gt;</w:t>
-      </w:r>
-      <w:r>
-        <w:br/>
-      </w:r>
-      <w:r>
-        <w:rPr>
-          <w:rFonts w:ascii="Consolas" w:hAnsi="Consolas"/>
-          <w:sz w:val="17"/>
-        </w:rPr>
-        <w:t>- Repo:     &lt;&lt;360ITHUBPVTLTD/my_new_app&gt;&gt;</w:t>
-      </w:r>
-      <w:r>
-        <w:br/>
-      </w:r>
-      <w:r>
-        <w:rPr>
-          <w:rFonts w:ascii="Consolas" w:hAnsi="Consolas"/>
-          <w:sz w:val="17"/>
-        </w:rPr>
-        <w:t>- Site:     &lt;&lt;tncv2.360ithub.com&gt;&gt;</w:t>
-      </w:r>
-      <w:r>
-        <w:br/>
-      </w:r>
-      <w:r>
-        <w:rPr>
-          <w:rFonts w:ascii="Consolas" w:hAnsi="Consolas"/>
-          <w:sz w:val="17"/>
-        </w:rPr>
-      </w:r>
-      <w:r>
-        <w:br/>
-      </w:r>
-      <w:r>
-        <w:rPr>
-          <w:rFonts w:ascii="Consolas" w:hAnsi="Consolas"/>
-          <w:sz w:val="17"/>
-        </w:rPr>
-        <w:t>I know the cause: bench migrate's sync_customizations only inserts and updates</w:t>
-      </w:r>
-      <w:r>
-        <w:br/>
-      </w:r>
-      <w:r>
-        <w:rPr>
-          <w:rFonts w:ascii="Consolas" w:hAnsi="Consolas"/>
-          <w:sz w:val="17"/>
-        </w:rPr>
-        <w:t>custom fields, it never deletes one that was removed from the JSON.</w:t>
-      </w:r>
-      <w:r>
-        <w:br/>
-      </w:r>
-      <w:r>
-        <w:rPr>
-          <w:rFonts w:ascii="Consolas" w:hAnsi="Consolas"/>
-          <w:sz w:val="17"/>
-        </w:rPr>
-      </w:r>
-      <w:r>
-        <w:br/>
-      </w:r>
-      <w:r>
-        <w:rPr>
-          <w:rFonts w:ascii="Consolas" w:hAnsi="Consolas"/>
-          <w:sz w:val="17"/>
-        </w:rPr>
-        <w:t>We already solved this in the tnc_v2_360ithub repo, in</w:t>
-      </w:r>
-      <w:r>
-        <w:br/>
-      </w:r>
-      <w:r>
-        <w:rPr>
-          <w:rFonts w:ascii="Consolas" w:hAnsi="Consolas"/>
-          <w:sz w:val="17"/>
-        </w:rPr>
-        <w:t>tnc_v2_360ithub/customizations.py (reconcile_custom_fields, registered as the</w:t>
-      </w:r>
-      <w:r>
-        <w:br/>
-      </w:r>
-      <w:r>
-        <w:rPr>
-          <w:rFonts w:ascii="Consolas" w:hAnsi="Consolas"/>
-          <w:sz w:val="17"/>
-        </w:rPr>
-        <w:t>LAST after_migrate hook). Please adapt that same solution for my app.</w:t>
-      </w:r>
-      <w:r>
-        <w:br/>
-      </w:r>
-      <w:r>
-        <w:rPr>
-          <w:rFonts w:ascii="Consolas" w:hAnsi="Consolas"/>
-          <w:sz w:val="17"/>
-        </w:rPr>
-      </w:r>
-      <w:r>
-        <w:br/>
-      </w:r>
-      <w:r>
-        <w:rPr>
-          <w:rFonts w:ascii="Consolas" w:hAnsi="Consolas"/>
-          <w:sz w:val="17"/>
-        </w:rPr>
-        <w:t>Do not hardcode any field names. It must work for every add and remove from now</w:t>
-      </w:r>
-      <w:r>
-        <w:br/>
-      </w:r>
-      <w:r>
-        <w:rPr>
-          <w:rFonts w:ascii="Consolas" w:hAnsi="Consolas"/>
-          <w:sz w:val="17"/>
-        </w:rPr>
-        <w:t>on, automatically.</w:t>
-      </w:r>
-      <w:r>
-        <w:br/>
-      </w:r>
-      <w:r>
-        <w:rPr>
-          <w:rFonts w:ascii="Consolas" w:hAnsi="Consolas"/>
-          <w:sz w:val="17"/>
-        </w:rPr>
-      </w:r>
-      <w:r>
-        <w:br/>
-      </w:r>
-      <w:r>
-        <w:rPr>
-          <w:rFonts w:ascii="Consolas" w:hAnsi="Consolas"/>
-          <w:sz w:val="17"/>
-        </w:rPr>
-        <w:t>Before I merge it, show me how to preview what it would delete, because deleting</w:t>
-      </w:r>
-      <w:r>
-        <w:br/>
-      </w:r>
-      <w:r>
-        <w:rPr>
-          <w:rFonts w:ascii="Consolas" w:hAnsi="Consolas"/>
-          <w:sz w:val="17"/>
-        </w:rPr>
-        <w:t>a custom field drops its database column and destroys data.</w:t>
-      </w:r>
-    </w:p>
-    <w:p>
-      <w:r>
-        <w:br w:type="page"/>
-      </w:r>
-    </w:p>
-    <w:p>
-      <w:pPr>
-        <w:pStyle w:val="Heading1"/>
-      </w:pPr>
-      <w:r>
-        <w:t>PROMPT 3 — Set up CI/CD on a different client's bench</w:t>
+        <w:t>truncated by bench migrate's progress bars, so do not guess from it alone.</w:t>
       </w:r>
     </w:p>
     <w:p>
@@ -822,10 +1276,7 @@
         <w:rPr>
           <w:b/>
         </w:rPr>
-        <w:t>Use this for:</w:t>
-      </w:r>
-      <w:r>
-        <w:t xml:space="preserve"> a new client server, not the TNC one.</w:t>
+        <w:t>A removed custom field is still on the site:</w:t>
       </w:r>
     </w:p>
     <w:p>
@@ -840,7 +1291,7 @@
           <w:rFonts w:ascii="Consolas" w:hAnsi="Consolas"/>
           <w:sz w:val="17"/>
         </w:rPr>
-        <w:t>Set up CI/CD for a Frappe custom app on a DIFFERENT client bench. We already</w:t>
+        <w:t>I removed a custom field from &lt;&lt;my_app&gt;&gt; with Customize Form, exported, and</w:t>
       </w:r>
       <w:r>
         <w:br/>
@@ -850,7 +1301,7 @@
           <w:rFonts w:ascii="Consolas" w:hAnsi="Consolas"/>
           <w:sz w:val="17"/>
         </w:rPr>
-        <w:t>have this working for tncv2.360ithub.com and I want the same thing here.</w:t>
+        <w:t>merged. The field is still on the site. Fix this properly - no hardcoded field</w:t>
       </w:r>
       <w:r>
         <w:br/>
@@ -860,217 +1311,19 @@
           <w:rFonts w:ascii="Consolas" w:hAnsi="Consolas"/>
           <w:sz w:val="17"/>
         </w:rPr>
-      </w:r>
-      <w:r>
-        <w:br/>
-      </w:r>
-      <w:r>
-        <w:rPr>
-          <w:rFonts w:ascii="Consolas" w:hAnsi="Consolas"/>
-          <w:sz w:val="17"/>
-        </w:rPr>
-        <w:t>THE NEW CLIENT</w:t>
-      </w:r>
-      <w:r>
-        <w:br/>
-      </w:r>
-      <w:r>
-        <w:rPr>
-          <w:rFonts w:ascii="Consolas" w:hAnsi="Consolas"/>
-          <w:sz w:val="17"/>
-        </w:rPr>
-        <w:t>- Dokploy server IP:   &lt;&lt;1.2.3.4&gt;&gt;</w:t>
-      </w:r>
-      <w:r>
-        <w:br/>
-      </w:r>
-      <w:r>
-        <w:rPr>
-          <w:rFonts w:ascii="Consolas" w:hAnsi="Consolas"/>
-          <w:sz w:val="17"/>
-        </w:rPr>
-        <w:t>- Dokploy stack:       &lt;&lt;client-stack-name&gt;&gt;</w:t>
-      </w:r>
-      <w:r>
-        <w:br/>
-      </w:r>
-      <w:r>
-        <w:rPr>
-          <w:rFonts w:ascii="Consolas" w:hAnsi="Consolas"/>
-          <w:sz w:val="17"/>
-        </w:rPr>
-        <w:t>- Site:                &lt;&lt;erp.client.com&gt;&gt;</w:t>
-      </w:r>
-      <w:r>
-        <w:br/>
-      </w:r>
-      <w:r>
-        <w:rPr>
-          <w:rFonts w:ascii="Consolas" w:hAnsi="Consolas"/>
-          <w:sz w:val="17"/>
-        </w:rPr>
-        <w:t>- App name:            &lt;&lt;erp_client_custom&gt;&gt;</w:t>
-      </w:r>
-      <w:r>
-        <w:br/>
-      </w:r>
-      <w:r>
-        <w:rPr>
-          <w:rFonts w:ascii="Consolas" w:hAnsi="Consolas"/>
-          <w:sz w:val="17"/>
-        </w:rPr>
-        <w:t>- GitHub repo:         &lt;&lt;360ITHUBPVTLTD/erp_client_custom&gt;&gt;</w:t>
-      </w:r>
-      <w:r>
-        <w:br/>
-      </w:r>
-      <w:r>
-        <w:rPr>
-          <w:rFonts w:ascii="Consolas" w:hAnsi="Consolas"/>
-          <w:sz w:val="17"/>
-        </w:rPr>
-        <w:t>- Branch:              &lt;&lt;360ithub_master&gt;&gt;</w:t>
-      </w:r>
-      <w:r>
-        <w:br/>
-      </w:r>
-      <w:r>
-        <w:rPr>
-          <w:rFonts w:ascii="Consolas" w:hAnsi="Consolas"/>
-          <w:sz w:val="17"/>
-        </w:rPr>
-      </w:r>
-      <w:r>
-        <w:br/>
-      </w:r>
-      <w:r>
-        <w:rPr>
-          <w:rFonts w:ascii="Consolas" w:hAnsi="Consolas"/>
-          <w:sz w:val="17"/>
-        </w:rPr>
-        <w:t>WHAT TO COPY FROM</w:t>
-      </w:r>
-      <w:r>
-        <w:br/>
-      </w:r>
-      <w:r>
-        <w:rPr>
-          <w:rFonts w:ascii="Consolas" w:hAnsi="Consolas"/>
-          <w:sz w:val="17"/>
-        </w:rPr>
-        <w:t>The tnc_v2_360ithub repo has: deploy/deploy-tnc-app.sh, the workflow in</w:t>
-      </w:r>
-      <w:r>
-        <w:br/>
-      </w:r>
-      <w:r>
-        <w:rPr>
-          <w:rFonts w:ascii="Consolas" w:hAnsi="Consolas"/>
-          <w:sz w:val="17"/>
-        </w:rPr>
-        <w:t>.github/workflows/deploy.yml, and docs/CICD-GUIDE.md.</w:t>
-      </w:r>
-      <w:r>
-        <w:br/>
-      </w:r>
-      <w:r>
-        <w:rPr>
-          <w:rFonts w:ascii="Consolas" w:hAnsi="Consolas"/>
-          <w:sz w:val="17"/>
-        </w:rPr>
-      </w:r>
-      <w:r>
-        <w:br/>
-      </w:r>
-      <w:r>
-        <w:rPr>
-          <w:rFonts w:ascii="Consolas" w:hAnsi="Consolas"/>
-          <w:sz w:val="17"/>
-        </w:rPr>
-        <w:t>IMPORTANT</w:t>
-      </w:r>
-      <w:r>
-        <w:br/>
-      </w:r>
-      <w:r>
-        <w:rPr>
-          <w:rFonts w:ascii="Consolas" w:hAnsi="Consolas"/>
-          <w:sz w:val="17"/>
-        </w:rPr>
-        <w:t>- deploy-tnc-app.sh HARDCODES STACK and SITE at the top. For this client, make a</w:t>
-      </w:r>
-      <w:r>
-        <w:br/>
-      </w:r>
-      <w:r>
-        <w:rPr>
-          <w:rFonts w:ascii="Consolas" w:hAnsi="Consolas"/>
-          <w:sz w:val="17"/>
-        </w:rPr>
-        <w:t xml:space="preserve">  separate copy at /usr/local/bin/deploy-&lt;&lt;client&gt;&gt;-app.sh with the new values.</w:t>
-      </w:r>
-      <w:r>
-        <w:br/>
-      </w:r>
-      <w:r>
-        <w:rPr>
-          <w:rFonts w:ascii="Consolas" w:hAnsi="Consolas"/>
-          <w:sz w:val="17"/>
-        </w:rPr>
-        <w:t xml:space="preserve">  Do not parameterise it - deploying to the wrong client's site is a bad failure.</w:t>
-      </w:r>
-      <w:r>
-        <w:br/>
-      </w:r>
-      <w:r>
-        <w:rPr>
-          <w:rFonts w:ascii="Consolas" w:hAnsi="Consolas"/>
-          <w:sz w:val="17"/>
-        </w:rPr>
-        <w:t>- This is a new server, so the one-time setup is needed too: create the `deploy`</w:t>
-      </w:r>
-      <w:r>
-        <w:br/>
-      </w:r>
-      <w:r>
-        <w:rPr>
-          <w:rFonts w:ascii="Consolas" w:hAnsi="Consolas"/>
-          <w:sz w:val="17"/>
-        </w:rPr>
-        <w:t xml:space="preserve">  user, install the script, create and install an SSH key.</w:t>
-      </w:r>
-      <w:r>
-        <w:br/>
-      </w:r>
-      <w:r>
-        <w:rPr>
-          <w:rFonts w:ascii="Consolas" w:hAnsi="Consolas"/>
-          <w:sz w:val="17"/>
-        </w:rPr>
-        <w:t>- Give me short numbered steps and label every command with which machine to run</w:t>
-      </w:r>
-      <w:r>
-        <w:br/>
-      </w:r>
-      <w:r>
-        <w:rPr>
-          <w:rFonts w:ascii="Consolas" w:hAnsi="Consolas"/>
-          <w:sz w:val="17"/>
-        </w:rPr>
-        <w:t xml:space="preserve">  it on: my laptop, the client's server, or the container.</w:t>
-      </w:r>
-    </w:p>
-    <w:p>
-      <w:r>
-        <w:br w:type="page"/>
+        <w:t>names, it must work for every add and remove from now on.</w:t>
       </w:r>
     </w:p>
     <w:p>
       <w:pPr>
-        <w:pStyle w:val="Heading1"/>
+        <w:spacing w:after="120"/>
+        <w:ind w:left="0"/>
       </w:pPr>
       <w:r>
-        <w:t>PROMPT 4 — A deploy failed and I do not understand why</w:t>
+        <w:rPr>
+          <w:b/>
+        </w:rPr>
+        <w:t>Add a backup (do this one soon):</w:t>
       </w:r>
     </w:p>
     <w:p>
@@ -1085,7 +1338,7 @@
           <w:rFonts w:ascii="Consolas" w:hAnsi="Consolas"/>
           <w:sz w:val="17"/>
         </w:rPr>
-        <w:t>A deploy failed for my Frappe app and I need help reading it.</w:t>
+        <w:t>Our Dokploy bench has no backup at all and we have automated bench migrate</w:t>
       </w:r>
       <w:r>
         <w:br/>
@@ -1095,6 +1348,7 @@
           <w:rFonts w:ascii="Consolas" w:hAnsi="Consolas"/>
           <w:sz w:val="17"/>
         </w:rPr>
+        <w:t>against it. Set up a daily database backup, and tell me how to test that a</w:t>
       </w:r>
       <w:r>
         <w:br/>
@@ -1104,176 +1358,7 @@
           <w:rFonts w:ascii="Consolas" w:hAnsi="Consolas"/>
           <w:sz w:val="17"/>
         </w:rPr>
-        <w:t>- App:   &lt;&lt;my_new_app&gt;&gt;</w:t>
-      </w:r>
-      <w:r>
-        <w:br/>
-      </w:r>
-      <w:r>
-        <w:rPr>
-          <w:rFonts w:ascii="Consolas" w:hAnsi="Consolas"/>
-          <w:sz w:val="17"/>
-        </w:rPr>
-        <w:t>- Repo:  &lt;&lt;360ITHUBPVTLTD/my_new_app&gt;&gt;</w:t>
-      </w:r>
-      <w:r>
-        <w:br/>
-      </w:r>
-      <w:r>
-        <w:rPr>
-          <w:rFonts w:ascii="Consolas" w:hAnsi="Consolas"/>
-          <w:sz w:val="17"/>
-        </w:rPr>
-        <w:t>- Site:  &lt;&lt;tncv2.360ithub.com&gt;&gt;</w:t>
-      </w:r>
-      <w:r>
-        <w:br/>
-      </w:r>
-      <w:r>
-        <w:rPr>
-          <w:rFonts w:ascii="Consolas" w:hAnsi="Consolas"/>
-          <w:sz w:val="17"/>
-        </w:rPr>
-        <w:t>- Stack: &lt;&lt;test-demo-erpnext-w6y5gf&gt;&gt;</w:t>
-      </w:r>
-      <w:r>
-        <w:br/>
-      </w:r>
-      <w:r>
-        <w:rPr>
-          <w:rFonts w:ascii="Consolas" w:hAnsi="Consolas"/>
-          <w:sz w:val="17"/>
-        </w:rPr>
-        <w:t>- Server: 194.146.12.226</w:t>
-      </w:r>
-      <w:r>
-        <w:br/>
-      </w:r>
-      <w:r>
-        <w:rPr>
-          <w:rFonts w:ascii="Consolas" w:hAnsi="Consolas"/>
-          <w:sz w:val="17"/>
-        </w:rPr>
-      </w:r>
-      <w:r>
-        <w:br/>
-      </w:r>
-      <w:r>
-        <w:rPr>
-          <w:rFonts w:ascii="Consolas" w:hAnsi="Consolas"/>
-          <w:sz w:val="17"/>
-        </w:rPr>
-        <w:t>Here is what the Actions log said:</w:t>
-      </w:r>
-      <w:r>
-        <w:br/>
-      </w:r>
-      <w:r>
-        <w:rPr>
-          <w:rFonts w:ascii="Consolas" w:hAnsi="Consolas"/>
-          <w:sz w:val="17"/>
-        </w:rPr>
-      </w:r>
-      <w:r>
-        <w:br/>
-      </w:r>
-      <w:r>
-        <w:rPr>
-          <w:rFonts w:ascii="Consolas" w:hAnsi="Consolas"/>
-          <w:sz w:val="17"/>
-        </w:rPr>
-        <w:t>&lt;&lt;paste the error here&gt;&gt;</w:t>
-      </w:r>
-      <w:r>
-        <w:br/>
-      </w:r>
-      <w:r>
-        <w:rPr>
-          <w:rFonts w:ascii="Consolas" w:hAnsi="Consolas"/>
-          <w:sz w:val="17"/>
-        </w:rPr>
-      </w:r>
-      <w:r>
-        <w:br/>
-      </w:r>
-      <w:r>
-        <w:rPr>
-          <w:rFonts w:ascii="Consolas" w:hAnsi="Consolas"/>
-          <w:sz w:val="17"/>
-        </w:rPr>
-        <w:t>Please check the real state on the server before telling me what is wrong - do</w:t>
-      </w:r>
-      <w:r>
-        <w:br/>
-      </w:r>
-      <w:r>
-        <w:rPr>
-          <w:rFonts w:ascii="Consolas" w:hAnsi="Consolas"/>
-          <w:sz w:val="17"/>
-        </w:rPr>
-        <w:t>not guess from the log alone. A green tick only means the script exited 0, and</w:t>
-      </w:r>
-      <w:r>
-        <w:br/>
-      </w:r>
-      <w:r>
-        <w:rPr>
-          <w:rFonts w:ascii="Consolas" w:hAnsi="Consolas"/>
-          <w:sz w:val="17"/>
-        </w:rPr>
-        <w:t>the log often gets truncated by bench migrate's progress bars.</w:t>
-      </w:r>
-      <w:r>
-        <w:br/>
-      </w:r>
-      <w:r>
-        <w:rPr>
-          <w:rFonts w:ascii="Consolas" w:hAnsi="Consolas"/>
-          <w:sz w:val="17"/>
-        </w:rPr>
-      </w:r>
-      <w:r>
-        <w:br/>
-      </w:r>
-      <w:r>
-        <w:rPr>
-          <w:rFonts w:ascii="Consolas" w:hAnsi="Consolas"/>
-          <w:sz w:val="17"/>
-        </w:rPr>
-        <w:t>Useful facts:</w:t>
-      </w:r>
-      <w:r>
-        <w:br/>
-      </w:r>
-      <w:r>
-        <w:rPr>
-          <w:rFonts w:ascii="Consolas" w:hAnsi="Consolas"/>
-          <w:sz w:val="17"/>
-        </w:rPr>
-        <w:t>- container restart times tell you whether the script reached the restart step</w:t>
-      </w:r>
-      <w:r>
-        <w:br/>
-      </w:r>
-      <w:r>
-        <w:rPr>
-          <w:rFonts w:ascii="Consolas" w:hAnsi="Consolas"/>
-          <w:sz w:val="17"/>
-        </w:rPr>
-        <w:t>- the app's commit SHA on the server tells you whether the code actually landed</w:t>
-      </w:r>
-    </w:p>
-    <w:p>
-      <w:r>
-        <w:br w:type="page"/>
-      </w:r>
-    </w:p>
-    <w:p>
-      <w:pPr>
-        <w:pStyle w:val="Heading1"/>
-      </w:pPr>
-      <w:r>
-        <w:t>PROMPT 5 — Add a database backup</w:t>
+        <w:t>restore actually works.</w:t>
       </w:r>
     </w:p>
     <w:p>
@@ -1285,21 +1370,7 @@
         <w:rPr>
           <w:b/>
         </w:rPr>
-        <w:t>Do this one soon.</w:t>
-      </w:r>
-      <w:r>
-        <w:t xml:space="preserve"> We currently have no backup at all, and </w:t>
-      </w:r>
-      <w:r>
-        <w:rPr>
-          <w:rFonts w:ascii="Consolas" w:hAnsi="Consolas"/>
-          <w:color w:val="A3115E"/>
-          <w:sz w:val="19"/>
-        </w:rPr>
-        <w:t>bench migrate</w:t>
-      </w:r>
-      <w:r>
-        <w:t xml:space="preserve"> cannot be undone.</w:t>
+        <w:t>Add the app to one more bench:</w:t>
       </w:r>
     </w:p>
     <w:p>
@@ -1314,7 +1385,7 @@
           <w:rFonts w:ascii="Consolas" w:hAnsi="Consolas"/>
           <w:sz w:val="17"/>
         </w:rPr>
-        <w:t>Our Dokploy bench has no backup of any kind - no compose backup, no volume</w:t>
+        <w:t>&lt;&lt;my_app&gt;&gt; now also needs to deploy to &lt;&lt;project name&gt;&gt;. Find that bench, add it</w:t>
       </w:r>
       <w:r>
         <w:br/>
@@ -1324,430 +1395,7 @@
           <w:rFonts w:ascii="Consolas" w:hAnsi="Consolas"/>
           <w:sz w:val="17"/>
         </w:rPr>
-        <w:t>backup, no schedule - and we have just automated bench migrate against it. A bad</w:t>
-      </w:r>
-      <w:r>
-        <w:br/>
-      </w:r>
-      <w:r>
-        <w:rPr>
-          <w:rFonts w:ascii="Consolas" w:hAnsi="Consolas"/>
-          <w:sz w:val="17"/>
-        </w:rPr>
-        <w:t>migration would have nothing to restore from.</w:t>
-      </w:r>
-      <w:r>
-        <w:br/>
-      </w:r>
-      <w:r>
-        <w:rPr>
-          <w:rFonts w:ascii="Consolas" w:hAnsi="Consolas"/>
-          <w:sz w:val="17"/>
-        </w:rPr>
-      </w:r>
-      <w:r>
-        <w:br/>
-      </w:r>
-      <w:r>
-        <w:rPr>
-          <w:rFonts w:ascii="Consolas" w:hAnsi="Consolas"/>
-          <w:sz w:val="17"/>
-        </w:rPr>
-        <w:t>- Dokploy server: 194.146.12.226</w:t>
-      </w:r>
-      <w:r>
-        <w:br/>
-      </w:r>
-      <w:r>
-        <w:rPr>
-          <w:rFonts w:ascii="Consolas" w:hAnsi="Consolas"/>
-          <w:sz w:val="17"/>
-        </w:rPr>
-        <w:t>- Stack:          &lt;&lt;test-demo-erpnext-w6y5gf&gt;&gt;</w:t>
-      </w:r>
-      <w:r>
-        <w:br/>
-      </w:r>
-      <w:r>
-        <w:rPr>
-          <w:rFonts w:ascii="Consolas" w:hAnsi="Consolas"/>
-          <w:sz w:val="17"/>
-        </w:rPr>
-        <w:t>- Site:           &lt;&lt;tncv2.360ithub.com&gt;&gt;</w:t>
-      </w:r>
-      <w:r>
-        <w:br/>
-      </w:r>
-      <w:r>
-        <w:rPr>
-          <w:rFonts w:ascii="Consolas" w:hAnsi="Consolas"/>
-          <w:sz w:val="17"/>
-        </w:rPr>
-        <w:t>- Database:       mariadb 10.6, running as the `db` service in the compose stack</w:t>
-      </w:r>
-      <w:r>
-        <w:br/>
-      </w:r>
-      <w:r>
-        <w:rPr>
-          <w:rFonts w:ascii="Consolas" w:hAnsi="Consolas"/>
-          <w:sz w:val="17"/>
-        </w:rPr>
-      </w:r>
-      <w:r>
-        <w:br/>
-      </w:r>
-      <w:r>
-        <w:rPr>
-          <w:rFonts w:ascii="Consolas" w:hAnsi="Consolas"/>
-          <w:sz w:val="17"/>
-        </w:rPr>
-        <w:t>Set up a daily automatic backup. Tell me what I need to provide (for example S3</w:t>
-      </w:r>
-      <w:r>
-        <w:br/>
-      </w:r>
-      <w:r>
-        <w:rPr>
-          <w:rFonts w:ascii="Consolas" w:hAnsi="Consolas"/>
-          <w:sz w:val="17"/>
-        </w:rPr>
-        <w:t>credentials, or a local path) and walk me through it in short numbered steps,</w:t>
-      </w:r>
-      <w:r>
-        <w:br/>
-      </w:r>
-      <w:r>
-        <w:rPr>
-          <w:rFonts w:ascii="Consolas" w:hAnsi="Consolas"/>
-          <w:sz w:val="17"/>
-        </w:rPr>
-        <w:t>saying which machine to run each command on.</w:t>
-      </w:r>
-      <w:r>
-        <w:br/>
-      </w:r>
-      <w:r>
-        <w:rPr>
-          <w:rFonts w:ascii="Consolas" w:hAnsi="Consolas"/>
-          <w:sz w:val="17"/>
-        </w:rPr>
-      </w:r>
-      <w:r>
-        <w:br/>
-      </w:r>
-      <w:r>
-        <w:rPr>
-          <w:rFonts w:ascii="Consolas" w:hAnsi="Consolas"/>
-          <w:sz w:val="17"/>
-        </w:rPr>
-        <w:t>Also tell me how to test that a restore actually works. A backup nobody has</w:t>
-      </w:r>
-      <w:r>
-        <w:br/>
-      </w:r>
-      <w:r>
-        <w:rPr>
-          <w:rFonts w:ascii="Consolas" w:hAnsi="Consolas"/>
-          <w:sz w:val="17"/>
-        </w:rPr>
-        <w:t>restored from is not a backup.</w:t>
-      </w:r>
-    </w:p>
-    <w:p>
-      <w:r>
-        <w:br w:type="page"/>
-      </w:r>
-    </w:p>
-    <w:p>
-      <w:pPr>
-        <w:pStyle w:val="Heading1"/>
-      </w:pPr>
-      <w:r>
-        <w:t>How to write your own prompt</w:t>
-      </w:r>
-    </w:p>
-    <w:p>
-      <w:pPr>
-        <w:spacing w:after="120"/>
-        <w:ind w:left="0"/>
-      </w:pPr>
-      <w:r>
-        <w:t>If none of the above fits, include these four things and Claude will do well:</w:t>
-      </w:r>
-    </w:p>
-    <w:tbl>
-      <w:tblPr>
-        <w:tblStyle w:val="TableGrid"/>
-        <w:tblW w:type="auto" w:w="0"/>
-        <w:tblLayout w:type="autofit"/>
-        <w:tblLook w:firstColumn="1" w:firstRow="1" w:lastColumn="0" w:lastRow="0" w:noHBand="0" w:noVBand="1" w:val="04A0"/>
-      </w:tblPr>
-      <w:tblGrid>
-        <w:gridCol w:w="4968"/>
-        <w:gridCol w:w="4968"/>
-      </w:tblGrid>
-      <w:tr>
-        <w:tc>
-          <w:tcPr>
-            <w:tcW w:type="dxa" w:w="4968"/>
-            <w:shd w:val="clear" w:color="auto" w:fill="DCE6F1"/>
-          </w:tcPr>
-          <w:p>
-            <w:r/>
-            <w:r>
-              <w:rPr>
-                <w:b/>
-                <w:sz w:val="19"/>
-              </w:rPr>
-              <w:t>Include</w:t>
-            </w:r>
-          </w:p>
-        </w:tc>
-        <w:tc>
-          <w:tcPr>
-            <w:tcW w:type="dxa" w:w="4968"/>
-            <w:shd w:val="clear" w:color="auto" w:fill="DCE6F1"/>
-          </w:tcPr>
-          <w:p>
-            <w:r/>
-            <w:r>
-              <w:rPr>
-                <w:b/>
-                <w:sz w:val="19"/>
-              </w:rPr>
-              <w:t>Why</w:t>
-            </w:r>
-          </w:p>
-        </w:tc>
-      </w:tr>
-      <w:tr>
-        <w:tc>
-          <w:tcPr>
-            <w:tcW w:type="dxa" w:w="4968"/>
-          </w:tcPr>
-          <w:p>
-            <w:r/>
-            <w:r>
-              <w:rPr>
-                <w:b/>
-                <w:sz w:val="19"/>
-              </w:rPr>
-              <w:t>Your values</w:t>
-            </w:r>
-            <w:r>
-              <w:rPr>
-                <w:sz w:val="19"/>
-              </w:rPr>
-              <w:t xml:space="preserve"> — app, repo, branch, site, stack, server</w:t>
-            </w:r>
-          </w:p>
-        </w:tc>
-        <w:tc>
-          <w:tcPr>
-            <w:tcW w:type="dxa" w:w="4968"/>
-          </w:tcPr>
-          <w:p>
-            <w:r/>
-            <w:r>
-              <w:rPr>
-                <w:sz w:val="19"/>
-              </w:rPr>
-              <w:t>Otherwise it guesses or asks</w:t>
-            </w:r>
-          </w:p>
-        </w:tc>
-      </w:tr>
-      <w:tr>
-        <w:tc>
-          <w:tcPr>
-            <w:tcW w:type="dxa" w:w="4968"/>
-          </w:tcPr>
-          <w:p>
-            <w:r/>
-            <w:r>
-              <w:rPr>
-                <w:b/>
-                <w:sz w:val="19"/>
-              </w:rPr>
-              <w:t>What already exists</w:t>
-            </w:r>
-            <w:r>
-              <w:rPr>
-                <w:sz w:val="19"/>
-              </w:rPr>
-              <w:t xml:space="preserve"> — deploy user, the script, the SSH key</w:t>
-            </w:r>
-          </w:p>
-        </w:tc>
-        <w:tc>
-          <w:tcPr>
-            <w:tcW w:type="dxa" w:w="4968"/>
-          </w:tcPr>
-          <w:p>
-            <w:r/>
-            <w:r>
-              <w:rPr>
-                <w:sz w:val="19"/>
-              </w:rPr>
-              <w:t>Stops it rebuilding things</w:t>
-            </w:r>
-          </w:p>
-        </w:tc>
-      </w:tr>
-      <w:tr>
-        <w:tc>
-          <w:tcPr>
-            <w:tcW w:type="dxa" w:w="4968"/>
-          </w:tcPr>
-          <w:p>
-            <w:r/>
-            <w:r>
-              <w:rPr>
-                <w:b/>
-                <w:sz w:val="19"/>
-              </w:rPr>
-              <w:t>The gotchas</w:t>
-            </w:r>
-            <w:r>
-              <w:rPr>
-                <w:sz w:val="19"/>
-              </w:rPr>
-              <w:t xml:space="preserve"> — the install-app trap, </w:t>
-            </w:r>
-            <w:r>
-              <w:rPr>
-                <w:rFonts w:ascii="Consolas" w:hAnsi="Consolas"/>
-                <w:color w:val="A3115E"/>
-                <w:sz w:val="19"/>
-              </w:rPr>
-              <w:t>upstream</w:t>
-            </w:r>
-            <w:r>
-              <w:rPr>
-                <w:sz w:val="19"/>
-              </w:rPr>
-              <w:t xml:space="preserve"> not </w:t>
-            </w:r>
-            <w:r>
-              <w:rPr>
-                <w:rFonts w:ascii="Consolas" w:hAnsi="Consolas"/>
-                <w:color w:val="A3115E"/>
-                <w:sz w:val="19"/>
-              </w:rPr>
-              <w:t>origin</w:t>
-            </w:r>
-            <w:r>
-              <w:rPr>
-                <w:sz w:val="19"/>
-              </w:rPr>
-              <w:t>, Dokploy's button not deploying code</w:t>
-            </w:r>
-          </w:p>
-        </w:tc>
-        <w:tc>
-          <w:tcPr>
-            <w:tcW w:type="dxa" w:w="4968"/>
-          </w:tcPr>
-          <w:p>
-            <w:r/>
-            <w:r>
-              <w:rPr>
-                <w:sz w:val="19"/>
-              </w:rPr>
-              <w:t>Stops it repeating mistakes we already paid for</w:t>
-            </w:r>
-          </w:p>
-        </w:tc>
-      </w:tr>
-      <w:tr>
-        <w:tc>
-          <w:tcPr>
-            <w:tcW w:type="dxa" w:w="4968"/>
-          </w:tcPr>
-          <w:p>
-            <w:r/>
-            <w:r>
-              <w:rPr>
-                <w:b/>
-                <w:sz w:val="19"/>
-              </w:rPr>
-              <w:t>How you want to be told</w:t>
-            </w:r>
-            <w:r>
-              <w:rPr>
-                <w:sz w:val="19"/>
-              </w:rPr>
-              <w:t xml:space="preserve"> — short numbered steps, one command each, labelled by machine</w:t>
-            </w:r>
-          </w:p>
-        </w:tc>
-        <w:tc>
-          <w:tcPr>
-            <w:tcW w:type="dxa" w:w="4968"/>
-          </w:tcPr>
-          <w:p>
-            <w:r/>
-            <w:r>
-              <w:rPr>
-                <w:sz w:val="19"/>
-              </w:rPr>
-              <w:t>This is the difference between a usable answer and a wall of text</w:t>
-            </w:r>
-          </w:p>
-        </w:tc>
-      </w:tr>
-    </w:tbl>
-    <w:p>
-      <w:pPr>
-        <w:spacing w:after="40"/>
-      </w:pPr>
-    </w:p>
-    <w:p>
-      <w:pPr>
-        <w:spacing w:after="120"/>
-        <w:ind w:left="0"/>
-      </w:pPr>
-      <w:r>
-        <w:rPr>
-          <w:b/>
-        </w:rPr>
-        <w:t>Two sentences worth adding to almost any prompt:</w:t>
-      </w:r>
-    </w:p>
-    <w:p>
-      <w:pPr>
-        <w:keepLines/>
-        <w:spacing w:before="120" w:after="160" w:line="240" w:lineRule="auto"/>
-        <w:ind w:left="259" w:right="144"/>
-        <w:shd w:val="clear" w:color="auto" w:fill="F2F2F2"/>
-      </w:pPr>
-      <w:r>
-        <w:rPr>
-          <w:rFonts w:ascii="Consolas" w:hAnsi="Consolas"/>
-          <w:sz w:val="17"/>
-        </w:rPr>
-        <w:t>Label every command with which machine to run it on: my laptop, the Dokploy</w:t>
-      </w:r>
-      <w:r>
-        <w:br/>
-      </w:r>
-      <w:r>
-        <w:rPr>
-          <w:rFonts w:ascii="Consolas" w:hAnsi="Consolas"/>
-          <w:sz w:val="17"/>
-        </w:rPr>
-        <w:t>server, or the container. Give me short numbered steps and wait for me to</w:t>
-      </w:r>
-      <w:r>
-        <w:br/>
-      </w:r>
-      <w:r>
-        <w:rPr>
-          <w:rFonts w:ascii="Consolas" w:hAnsi="Consolas"/>
-          <w:sz w:val="17"/>
-        </w:rPr>
-        <w:t>confirm each one before moving on.</w:t>
+        <w:t>to the workflow matrix, and tell me anything I need to do on the server first.</w:t>
       </w:r>
     </w:p>
     <w:sectPr>

--- a/docs/CICD-Claude-Prompts.docx
+++ b/docs/CICD-Claude-Prompts.docx
@@ -1114,6 +1114,116 @@
           <w:rFonts w:ascii="Consolas" w:hAnsi="Consolas"/>
           <w:sz w:val="17"/>
         </w:rPr>
+        <w:t>- GitHub's web editor defaults a new branch's PR base to the repo's DEFAULT</w:t>
+      </w:r>
+      <w:r>
+        <w:br/>
+      </w:r>
+      <w:r>
+        <w:rPr>
+          <w:rFonts w:ascii="Consolas" w:hAnsi="Consolas"/>
+          <w:sz w:val="17"/>
+        </w:rPr>
+        <w:t xml:space="preserve">  branch, which is often not the branch I deploy from. If the deploy branch is</w:t>
+      </w:r>
+      <w:r>
+        <w:br/>
+      </w:r>
+      <w:r>
+        <w:rPr>
+          <w:rFonts w:ascii="Consolas" w:hAnsi="Consolas"/>
+          <w:sz w:val="17"/>
+        </w:rPr>
+        <w:t xml:space="preserve">  not the default branch, tell me to commit the workflow DIRECTLY to the deploy</w:t>
+      </w:r>
+      <w:r>
+        <w:br/>
+      </w:r>
+      <w:r>
+        <w:rPr>
+          <w:rFonts w:ascii="Consolas" w:hAnsi="Consolas"/>
+          <w:sz w:val="17"/>
+        </w:rPr>
+        <w:t xml:space="preserve">  branch, and warn me that picking "create a new branch" means I must change the</w:t>
+      </w:r>
+      <w:r>
+        <w:br/>
+      </w:r>
+      <w:r>
+        <w:rPr>
+          <w:rFonts w:ascii="Consolas" w:hAnsi="Consolas"/>
+          <w:sz w:val="17"/>
+        </w:rPr>
+        <w:t xml:space="preserve">  base dropdown myself or the workflow lands somewhere it will never run.</w:t>
+      </w:r>
+      <w:r>
+        <w:br/>
+      </w:r>
+      <w:r>
+        <w:rPr>
+          <w:rFonts w:ascii="Consolas" w:hAnsi="Consolas"/>
+          <w:sz w:val="17"/>
+        </w:rPr>
+        <w:t>- A workflow_dispatch button only appears if the workflow exists on the default</w:t>
+      </w:r>
+      <w:r>
+        <w:br/>
+      </w:r>
+      <w:r>
+        <w:rPr>
+          <w:rFonts w:ascii="Consolas" w:hAnsi="Consolas"/>
+          <w:sz w:val="17"/>
+        </w:rPr>
+        <w:t xml:space="preserve">  branch. If I keep the workflow on a non-default branch only, say so once and</w:t>
+      </w:r>
+      <w:r>
+        <w:br/>
+      </w:r>
+      <w:r>
+        <w:rPr>
+          <w:rFonts w:ascii="Consolas" w:hAnsi="Consolas"/>
+          <w:sz w:val="17"/>
+        </w:rPr>
+        <w:t xml:space="preserve">  give me the ssh one-liner as my manual deploy instead.</w:t>
+      </w:r>
+      <w:r>
+        <w:br/>
+      </w:r>
+      <w:r>
+        <w:rPr>
+          <w:rFonts w:ascii="Consolas" w:hAnsi="Consolas"/>
+          <w:sz w:val="17"/>
+        </w:rPr>
+        <w:t>- DEPLOY_USER is the literal string `deploy`, and GitHub masks secret values</w:t>
+      </w:r>
+      <w:r>
+        <w:br/>
+      </w:r>
+      <w:r>
+        <w:rPr>
+          <w:rFonts w:ascii="Consolas" w:hAnsi="Consolas"/>
+          <w:sz w:val="17"/>
+        </w:rPr>
+        <w:t xml:space="preserve">  anywhere they appear in logs - so the word "deployed" prints as "***ed". It is</w:t>
+      </w:r>
+      <w:r>
+        <w:br/>
+      </w:r>
+      <w:r>
+        <w:rPr>
+          <w:rFonts w:ascii="Consolas" w:hAnsi="Consolas"/>
+          <w:sz w:val="17"/>
+        </w:rPr>
+        <w:t xml:space="preserve">  not corruption. Do not chase it.</w:t>
+      </w:r>
+      <w:r>
+        <w:br/>
+      </w:r>
+      <w:r>
+        <w:rPr>
+          <w:rFonts w:ascii="Consolas" w:hAnsi="Consolas"/>
+          <w:sz w:val="17"/>
+        </w:rPr>
       </w:r>
       <w:r>
         <w:br/>
@@ -1173,6 +1283,76 @@
           <w:sz w:val="17"/>
         </w:rPr>
         <w:t>- Do not push to my default branch. Open a pull request.</w:t>
+      </w:r>
+      <w:r>
+        <w:br/>
+      </w:r>
+      <w:r>
+        <w:rPr>
+          <w:rFonts w:ascii="Consolas" w:hAnsi="Consolas"/>
+          <w:sz w:val="17"/>
+        </w:rPr>
+        <w:t>- Never tell me something is "on your clipboard". xclip does not survive the</w:t>
+      </w:r>
+      <w:r>
+        <w:br/>
+      </w:r>
+      <w:r>
+        <w:rPr>
+          <w:rFonts w:ascii="Consolas" w:hAnsi="Consolas"/>
+          <w:sz w:val="17"/>
+        </w:rPr>
+        <w:t xml:space="preserve">  command that set it, so the paste comes out empty. Always print file contents</w:t>
+      </w:r>
+      <w:r>
+        <w:br/>
+      </w:r>
+      <w:r>
+        <w:rPr>
+          <w:rFonts w:ascii="Consolas" w:hAnsi="Consolas"/>
+          <w:sz w:val="17"/>
+        </w:rPr>
+        <w:t xml:space="preserve">  in full in the chat so I can copy them, AND save them to a file, and give me</w:t>
+      </w:r>
+      <w:r>
+        <w:br/>
+      </w:r>
+      <w:r>
+        <w:rPr>
+          <w:rFonts w:ascii="Consolas" w:hAnsi="Consolas"/>
+          <w:sz w:val="17"/>
+        </w:rPr>
+        <w:t xml:space="preserve">  the `cat` command for that file.</w:t>
+      </w:r>
+      <w:r>
+        <w:br/>
+      </w:r>
+      <w:r>
+        <w:rPr>
+          <w:rFonts w:ascii="Consolas" w:hAnsi="Consolas"/>
+          <w:sz w:val="17"/>
+        </w:rPr>
+        <w:t>- When you say a deploy worked, prove it: compare the app's commit SHA on the</w:t>
+      </w:r>
+      <w:r>
+        <w:br/>
+      </w:r>
+      <w:r>
+        <w:rPr>
+          <w:rFonts w:ascii="Consolas" w:hAnsi="Consolas"/>
+          <w:sz w:val="17"/>
+        </w:rPr>
+        <w:t xml:space="preserve">  server against the branch head on GitHub, and check the container restart</w:t>
+      </w:r>
+      <w:r>
+        <w:br/>
+      </w:r>
+      <w:r>
+        <w:rPr>
+          <w:rFonts w:ascii="Consolas" w:hAnsi="Consolas"/>
+          <w:sz w:val="17"/>
+        </w:rPr>
+        <w:t xml:space="preserve">  times. A green tick on its own is not evidence.</w:t>
       </w:r>
     </w:p>
     <w:p>

--- a/docs/CICD-Claude-Prompts.docx
+++ b/docs/CICD-Claude-Prompts.docx
@@ -269,6 +269,26 @@
           <w:rFonts w:ascii="Consolas" w:hAnsi="Consolas"/>
           <w:sz w:val="17"/>
         </w:rPr>
+        <w:t xml:space="preserve">   Also read sites/apps.txt in the web container - being in the compose APPS</w:t>
+      </w:r>
+      <w:r>
+        <w:br/>
+      </w:r>
+      <w:r>
+        <w:rPr>
+          <w:rFonts w:ascii="Consolas" w:hAnsi="Consolas"/>
+          <w:sz w:val="17"/>
+        </w:rPr>
+        <w:t xml:space="preserve">   list is not the same as being installed on the site.</w:t>
+      </w:r>
+      <w:r>
+        <w:br/>
+      </w:r>
+      <w:r>
+        <w:rPr>
+          <w:rFonts w:ascii="Consolas" w:hAnsi="Consolas"/>
+          <w:sz w:val="17"/>
+        </w:rPr>
       </w:r>
       <w:r>
         <w:br/>
@@ -867,6 +887,35 @@
           <w:sz w:val="17"/>
         </w:rPr>
         <w:t>4. How to verify afterwards that the code landed on EVERY target.</w:t>
+      </w:r>
+      <w:r>
+        <w:br/>
+      </w:r>
+      <w:r>
+        <w:rPr>
+          <w:rFonts w:ascii="Consolas" w:hAnsi="Consolas"/>
+          <w:sz w:val="17"/>
+        </w:rPr>
+      </w:r>
+      <w:r>
+        <w:br/>
+      </w:r>
+      <w:r>
+        <w:rPr>
+          <w:rFonts w:ascii="Consolas" w:hAnsi="Consolas"/>
+          <w:sz w:val="17"/>
+        </w:rPr>
+        <w:t>Before I turn it on, run the lint gate against my repo yourself and tell me if</w:t>
+      </w:r>
+      <w:r>
+        <w:br/>
+      </w:r>
+      <w:r>
+        <w:rPr>
+          <w:rFonts w:ascii="Consolas" w:hAnsi="Consolas"/>
+          <w:sz w:val="17"/>
+        </w:rPr>
+        <w:t>it passes. A pipeline that is red on day one teaches everyone to ignore it.</w:t>
       </w:r>
       <w:r>
         <w:br/>

--- a/docs/CICD-Claude-Prompts.docx
+++ b/docs/CICD-Claude-Prompts.docx
@@ -36,7 +36,6 @@
     </w:p>
     <w:p>
       <w:pPr>
-        <w:keepLines/>
         <w:spacing w:before="120" w:after="160" w:line="240" w:lineRule="auto"/>
         <w:ind w:left="259" w:right="144"/>
         <w:shd w:val="clear" w:color="auto" w:fill="F2F2F2"/>
